--- a/Collatio/10/1. Textos/2. Limpios/10-H.docx
+++ b/Collatio/10/1. Textos/2. Limpios/10-H.docx
@@ -1,219 +1,219 @@
 
 <file path=word/document.xml><?xml version="1.0" encoding="utf-8"?>
-<w:document xmlns:wpc="http://schemas.microsoft.com/office/word/2010/wordprocessingCanvas" xmlns:cx="http://schemas.microsoft.com/office/drawing/2014/chartex" xmlns:cx1="http://schemas.microsoft.com/office/drawing/2015/9/8/chartex" xmlns:cx2="http://schemas.microsoft.com/office/drawing/2015/10/21/chartex" xmlns:cx3="http://schemas.microsoft.com/office/drawing/2016/5/9/chartex" xmlns:cx4="http://schemas.microsoft.com/office/drawing/2016/5/10/chartex" xmlns:cx5="http://schemas.microsoft.com/office/drawing/2016/5/11/chartex" xmlns:cx6="http://schemas.microsoft.com/office/drawing/2016/5/12/chartex" xmlns:cx7="http://schemas.microsoft.com/office/drawing/2016/5/13/chartex" xmlns:cx8="http://schemas.microsoft.com/office/drawing/2016/5/14/chartex" xmlns:mc="http://schemas.openxmlformats.org/markup-compatibility/2006" xmlns:aink="http://schemas.microsoft.com/office/drawing/2016/ink" xmlns:am3d="http://schemas.microsoft.com/office/drawing/2017/model3d" xmlns:o="urn:schemas-microsoft-com:office:office" xmlns:oel="http://schemas.microsoft.com/office/2019/extlst" xmlns:r="http://schemas.openxmlformats.org/officeDocument/2006/relationships" xmlns:m="http://schemas.openxmlformats.org/officeDocument/2006/math" xmlns:v="urn:schemas-microsoft-com:vml" xmlns:wp14="http://schemas.microsoft.com/office/word/2010/wordprocessingDrawing" xmlns:wp="http://schemas.openxmlformats.org/drawingml/2006/wordprocessingDrawing" xmlns:w10="urn:schemas-microsoft-com:office:word" xmlns:w="http://schemas.openxmlformats.org/wordprocessingml/2006/main" xmlns:w14="http://schemas.microsoft.com/office/word/2010/wordml" xmlns:w15="http://schemas.microsoft.com/office/word/2012/wordml" xmlns:w16cex="http://schemas.microsoft.com/office/word/2018/wordml/cex" xmlns:w16cid="http://schemas.microsoft.com/office/word/2016/wordml/cid" xmlns:w16="http://schemas.microsoft.com/office/word/2018/wordml" xmlns:w16sdtdh="http://schemas.microsoft.com/office/word/2020/wordml/sdtdatahash" xmlns:w16se="http://schemas.microsoft.com/office/word/2015/wordml/symex" xmlns:wpg="http://schemas.microsoft.com/office/word/2010/wordprocessingGroup" xmlns:wpi="http://schemas.microsoft.com/office/word/2010/wordprocessingInk" xmlns:wne="http://schemas.microsoft.com/office/word/2006/wordml" xmlns:wps="http://schemas.microsoft.com/office/word/2010/wordprocessingShape" mc:Ignorable="w14 w15 w16se w16cid w16 w16cex w16sdtdh wp14">
+<w:document xmlns:wpc="http://schemas.microsoft.com/office/word/2010/wordprocessingCanvas" xmlns:cx="http://schemas.microsoft.com/office/drawing/2014/chartex" xmlns:cx1="http://schemas.microsoft.com/office/drawing/2015/9/8/chartex" xmlns:cx2="http://schemas.microsoft.com/office/drawing/2015/10/21/chartex" xmlns:cx3="http://schemas.microsoft.com/office/drawing/2016/5/9/chartex" xmlns:cx4="http://schemas.microsoft.com/office/drawing/2016/5/10/chartex" xmlns:cx5="http://schemas.microsoft.com/office/drawing/2016/5/11/chartex" xmlns:cx6="http://schemas.microsoft.com/office/drawing/2016/5/12/chartex" xmlns:cx7="http://schemas.microsoft.com/office/drawing/2016/5/13/chartex" xmlns:cx8="http://schemas.microsoft.com/office/drawing/2016/5/14/chartex" xmlns:mc="http://schemas.openxmlformats.org/markup-compatibility/2006" xmlns:aink="http://schemas.microsoft.com/office/drawing/2016/ink" xmlns:am3d="http://schemas.microsoft.com/office/drawing/2017/model3d" xmlns:o="urn:schemas-microsoft-com:office:office" xmlns:oel="http://schemas.microsoft.com/office/2019/extlst" xmlns:r="http://schemas.openxmlformats.org/officeDocument/2006/relationships" xmlns:m="http://schemas.openxmlformats.org/officeDocument/2006/math" xmlns:v="urn:schemas-microsoft-com:vml" xmlns:wp14="http://schemas.microsoft.com/office/word/2010/wordprocessingDrawing" xmlns:wp="http://schemas.openxmlformats.org/drawingml/2006/wordprocessingDrawing" xmlns:w10="urn:schemas-microsoft-com:office:word" xmlns:w="http://schemas.openxmlformats.org/wordprocessingml/2006/main" xmlns:w14="http://schemas.microsoft.com/office/word/2010/wordml" xmlns:w15="http://schemas.microsoft.com/office/word/2012/wordml" xmlns:w16cex="http://schemas.microsoft.com/office/word/2018/wordml/cex" xmlns:w16cid="http://schemas.microsoft.com/office/word/2016/wordml/cid" xmlns:w16="http://schemas.microsoft.com/office/word/2018/wordml" xmlns:w16du="http://schemas.microsoft.com/office/word/2023/wordml/word16du" xmlns:w16sdtdh="http://schemas.microsoft.com/office/word/2020/wordml/sdtdatahash" xmlns:w16sdtfl="http://schemas.microsoft.com/office/word/2024/wordml/sdtformatlock" xmlns:w16se="http://schemas.microsoft.com/office/word/2015/wordml/symex" xmlns:wpg="http://schemas.microsoft.com/office/word/2010/wordprocessingGroup" xmlns:wpi="http://schemas.microsoft.com/office/word/2010/wordprocessingInk" xmlns:wne="http://schemas.microsoft.com/office/word/2006/wordml" xmlns:wps="http://schemas.microsoft.com/office/word/2010/wordprocessingShape" mc:Ignorable="w14 w15 w16se w16cid w16 w16cex w16sdtdh w16sdtfl w16du wp14">
   <w:body>
     <w:p>
       <w:pPr>
         <w:rPr>
-          <w:rFonts w:ascii="Garamond" w:hAnsi="Garamond"/>
+          <w:rFonts w:ascii="Brill" w:hAnsi="Brill"/>
         </w:rPr>
       </w:pPr>
       <w:r>
         <w:rPr>
-          <w:rFonts w:ascii="Garamond" w:hAnsi="Garamond"/>
+          <w:rFonts w:ascii="Brill" w:hAnsi="Brill"/>
         </w:rPr>
         <w:t xml:space="preserve">Dixo el </w:t>
       </w:r>
       <w:r>
         <w:rPr>
-          <w:rFonts w:ascii="Garamond" w:hAnsi="Garamond"/>
+          <w:rFonts w:ascii="Brill" w:hAnsi="Brill"/>
         </w:rPr>
         <w:t>diciplo maestro preguntar te quiero una pregunta e que me respondas a ella e dixo el maestro di</w:t>
       </w:r>
       <w:r>
         <w:rPr>
-          <w:rFonts w:ascii="Garamond" w:hAnsi="Garamond"/>
+          <w:rFonts w:ascii="Brill" w:hAnsi="Brill"/>
           <w:lang w:val="es-ES"/>
         </w:rPr>
         <w:t xml:space="preserve"> </w:t>
       </w:r>
       <w:r>
         <w:rPr>
-          <w:rFonts w:ascii="Garamond" w:hAnsi="Garamond"/>
+          <w:rFonts w:ascii="Brill" w:hAnsi="Brill"/>
         </w:rPr>
         <w:t xml:space="preserve">lo que quisieres dixo el diciplo la demanda que te yo quiero que me digas por que razon quiso dios </w:t>
       </w:r>
       <w:r>
         <w:rPr>
-          <w:rFonts w:ascii="Garamond" w:hAnsi="Garamond"/>
+          <w:rFonts w:ascii="Brill" w:hAnsi="Brill"/>
         </w:rPr>
         <w:t xml:space="preserve">encarnar en la virgen </w:t>
       </w:r>
       <w:r>
         <w:rPr>
-          <w:rFonts w:ascii="Garamond" w:hAnsi="Garamond"/>
+          <w:rFonts w:ascii="Brill" w:hAnsi="Brill"/>
           <w:lang w:val="es-ES"/>
         </w:rPr>
         <w:t>M</w:t>
       </w:r>
       <w:r>
         <w:rPr>
-          <w:rFonts w:ascii="Garamond" w:hAnsi="Garamond"/>
+          <w:rFonts w:ascii="Brill" w:hAnsi="Brill"/>
         </w:rPr>
         <w:t xml:space="preserve">aria </w:t>
       </w:r>
       <w:r>
         <w:rPr>
-          <w:rFonts w:ascii="Garamond" w:hAnsi="Garamond"/>
+          <w:rFonts w:ascii="Brill" w:hAnsi="Brill"/>
         </w:rPr>
         <w:t>ca tengo yo que bien pudiera salvar el mundo si quisiera sin tomar carne d ella respondio el maestro yo te quiero mostrar por razon derecha non pudiera ser de otra guisa si non asi sepas que en el pecado de cada dia fueron tres aperceros el primero fue el diablo en figura de serpiente que lo andubdo que lo ordeno el segundo f</w:t>
       </w:r>
       <w:r>
         <w:rPr>
-          <w:rFonts w:ascii="Garamond" w:hAnsi="Garamond"/>
+          <w:rFonts w:ascii="Brill" w:hAnsi="Brill"/>
         </w:rPr>
         <w:t xml:space="preserve">ue Eva que lo consejo el tercero fue Adan </w:t>
       </w:r>
       <w:r>
         <w:rPr>
-          <w:rFonts w:ascii="Garamond" w:hAnsi="Garamond"/>
+          <w:rFonts w:ascii="Brill" w:hAnsi="Brill"/>
         </w:rPr>
         <w:t>que lo comio e lo puso en obra e pues asi como este pecado fue fecho por todos tres asi convenia que la sal</w:t>
       </w:r>
       <w:r>
         <w:rPr>
-          <w:rFonts w:ascii="Garamond" w:hAnsi="Garamond"/>
+          <w:rFonts w:ascii="Brill" w:hAnsi="Brill"/>
           <w:lang w:val="es-ES"/>
         </w:rPr>
         <w:t>v</w:t>
       </w:r>
       <w:r>
         <w:rPr>
-          <w:rFonts w:ascii="Garamond" w:hAnsi="Garamond"/>
+          <w:rFonts w:ascii="Brill" w:hAnsi="Brill"/>
         </w:rPr>
         <w:t xml:space="preserve">acion por que se avia de salvar este pecado que fuese otro si por tres e quiero te dezir en como o en que manera </w:t>
       </w:r>
       <w:r>
         <w:rPr>
-          <w:rFonts w:ascii="Garamond" w:hAnsi="Garamond"/>
+          <w:rFonts w:ascii="Brill" w:hAnsi="Brill"/>
           <w:lang w:val="es-ES"/>
         </w:rPr>
         <w:t>en lugar</w:t>
       </w:r>
       <w:r>
         <w:rPr>
-          <w:rFonts w:ascii="Garamond" w:hAnsi="Garamond"/>
+          <w:rFonts w:ascii="Brill" w:hAnsi="Brill"/>
         </w:rPr>
         <w:t xml:space="preserve"> de la sirpiente andubdo el espiritu en guisa como se fiziese la encarnacion ca en dos maneras andudo el espiritu la primera en dar gracia a santa</w:t>
       </w:r>
       <w:r>
         <w:rPr>
-          <w:rFonts w:ascii="Garamond" w:hAnsi="Garamond"/>
+          <w:rFonts w:ascii="Brill" w:hAnsi="Brill"/>
         </w:rPr>
         <w:t xml:space="preserve"> </w:t>
       </w:r>
       <w:r>
         <w:rPr>
-          <w:rFonts w:ascii="Garamond" w:hAnsi="Garamond"/>
+          <w:rFonts w:ascii="Brill" w:hAnsi="Brill"/>
           <w:lang w:val="es-ES"/>
         </w:rPr>
         <w:t>M</w:t>
       </w:r>
       <w:r>
         <w:rPr>
-          <w:rFonts w:ascii="Garamond" w:hAnsi="Garamond"/>
+          <w:rFonts w:ascii="Brill" w:hAnsi="Brill"/>
         </w:rPr>
         <w:t xml:space="preserve">aria que </w:t>
       </w:r>
       <w:r>
         <w:rPr>
-          <w:rFonts w:ascii="Garamond" w:hAnsi="Garamond"/>
+          <w:rFonts w:ascii="Brill" w:hAnsi="Brill"/>
         </w:rPr>
         <w:t xml:space="preserve">fuese ella atal en si mesma que toviese el poder derecho de encarnar en ella tovo por derecho de descender en ella e tomar carne en esta virgen bien aventurada e </w:t>
       </w:r>
       <w:r>
         <w:rPr>
-          <w:rFonts w:ascii="Garamond" w:hAnsi="Garamond"/>
+          <w:rFonts w:ascii="Brill" w:hAnsi="Brill"/>
           <w:lang w:val="es-ES"/>
         </w:rPr>
         <w:t>en lugar</w:t>
       </w:r>
       <w:r>
         <w:rPr>
-          <w:rFonts w:ascii="Garamond" w:hAnsi="Garamond"/>
+          <w:rFonts w:ascii="Brill" w:hAnsi="Brill"/>
         </w:rPr>
         <w:t xml:space="preserve"> de </w:t>
       </w:r>
       <w:r>
         <w:rPr>
-          <w:rFonts w:ascii="Garamond" w:hAnsi="Garamond"/>
+          <w:rFonts w:ascii="Brill" w:hAnsi="Brill"/>
           <w:lang w:val="es-ES"/>
         </w:rPr>
         <w:t>E</w:t>
       </w:r>
       <w:r>
         <w:rPr>
-          <w:rFonts w:ascii="Garamond" w:hAnsi="Garamond"/>
+          <w:rFonts w:ascii="Brill" w:hAnsi="Brill"/>
         </w:rPr>
         <w:t xml:space="preserve">va que lo consejo fue el angel </w:t>
       </w:r>
       <w:r>
         <w:rPr>
-          <w:rFonts w:ascii="Garamond" w:hAnsi="Garamond"/>
+          <w:rFonts w:ascii="Brill" w:hAnsi="Brill"/>
           <w:lang w:val="es-ES"/>
         </w:rPr>
         <w:t>G</w:t>
       </w:r>
       <w:r>
         <w:rPr>
-          <w:rFonts w:ascii="Garamond" w:hAnsi="Garamond"/>
+          <w:rFonts w:ascii="Brill" w:hAnsi="Brill"/>
         </w:rPr>
         <w:t xml:space="preserve">raviel </w:t>
       </w:r>
       <w:r>
         <w:rPr>
-          <w:rFonts w:ascii="Garamond" w:hAnsi="Garamond"/>
+          <w:rFonts w:ascii="Brill" w:hAnsi="Brill"/>
         </w:rPr>
         <w:t>que traxo la mensajeria e aconsejo</w:t>
       </w:r>
       <w:r>
         <w:rPr>
-          <w:rFonts w:ascii="Garamond" w:hAnsi="Garamond"/>
+          <w:rFonts w:ascii="Brill" w:hAnsi="Brill"/>
           <w:lang w:val="es-ES"/>
         </w:rPr>
         <w:t xml:space="preserve"> </w:t>
       </w:r>
       <w:r>
         <w:rPr>
-          <w:rFonts w:ascii="Garamond" w:hAnsi="Garamond"/>
+          <w:rFonts w:ascii="Brill" w:hAnsi="Brill"/>
         </w:rPr>
         <w:t>la muy bien en aquello que le dixo e asi com</w:t>
       </w:r>
       <w:r>
         <w:rPr>
-          <w:rFonts w:ascii="Garamond" w:hAnsi="Garamond"/>
+          <w:rFonts w:ascii="Brill" w:hAnsi="Brill"/>
         </w:rPr>
         <w:t xml:space="preserve">o </w:t>
       </w:r>
       <w:r>
         <w:rPr>
-          <w:rFonts w:ascii="Garamond" w:hAnsi="Garamond"/>
+          <w:rFonts w:ascii="Brill" w:hAnsi="Brill"/>
           <w:lang w:val="es-ES"/>
         </w:rPr>
         <w:t>A</w:t>
       </w:r>
       <w:r>
         <w:rPr>
-          <w:rFonts w:ascii="Garamond" w:hAnsi="Garamond"/>
+          <w:rFonts w:ascii="Brill" w:hAnsi="Brill"/>
         </w:rPr>
         <w:t xml:space="preserve">dan lo </w:t>
       </w:r>
       <w:r>
         <w:rPr>
-          <w:rFonts w:ascii="Garamond" w:hAnsi="Garamond"/>
+          <w:rFonts w:ascii="Brill" w:hAnsi="Brill"/>
         </w:rPr>
         <w:t>consintio e lo puso en obra asi consintio ella en aquellas palabras qu el angel le dixo por que dios padre vino a</w:t>
       </w:r>
       <w:r>
         <w:rPr>
-          <w:rFonts w:ascii="Garamond" w:hAnsi="Garamond"/>
+          <w:rFonts w:ascii="Brill" w:hAnsi="Brill"/>
           <w:lang w:val="es-ES"/>
         </w:rPr>
         <w:t xml:space="preserve"> y</w:t>
       </w:r>
       <w:r>
         <w:rPr>
-          <w:rFonts w:ascii="Garamond" w:hAnsi="Garamond"/>
+          <w:rFonts w:ascii="Brill" w:hAnsi="Brill"/>
         </w:rPr>
         <w:t xml:space="preserve"> conplir su obra e la entincion por que lo dixera el angel era por esso por que en todas las cosas del mundo avia de ser contraria</w:t>
       </w:r>
@@ -229,7 +229,7 @@
 </file>
 
 <file path=word/styles.xml><?xml version="1.0" encoding="utf-8"?>
-<w:styles xmlns:mc="http://schemas.openxmlformats.org/markup-compatibility/2006" xmlns:r="http://schemas.openxmlformats.org/officeDocument/2006/relationships" xmlns:w="http://schemas.openxmlformats.org/wordprocessingml/2006/main" xmlns:w14="http://schemas.microsoft.com/office/word/2010/wordml" xmlns:w15="http://schemas.microsoft.com/office/word/2012/wordml" xmlns:w16cex="http://schemas.microsoft.com/office/word/2018/wordml/cex" xmlns:w16cid="http://schemas.microsoft.com/office/word/2016/wordml/cid" xmlns:w16="http://schemas.microsoft.com/office/word/2018/wordml" xmlns:w16sdtdh="http://schemas.microsoft.com/office/word/2020/wordml/sdtdatahash" xmlns:w16se="http://schemas.microsoft.com/office/word/2015/wordml/symex" mc:Ignorable="w14 w15 w16se w16cid w16 w16cex w16sdtdh">
+<w:styles xmlns:mc="http://schemas.openxmlformats.org/markup-compatibility/2006" xmlns:r="http://schemas.openxmlformats.org/officeDocument/2006/relationships" xmlns:w="http://schemas.openxmlformats.org/wordprocessingml/2006/main" xmlns:w14="http://schemas.microsoft.com/office/word/2010/wordml" xmlns:w15="http://schemas.microsoft.com/office/word/2012/wordml" xmlns:w16cex="http://schemas.microsoft.com/office/word/2018/wordml/cex" xmlns:w16cid="http://schemas.microsoft.com/office/word/2016/wordml/cid" xmlns:w16="http://schemas.microsoft.com/office/word/2018/wordml" xmlns:w16du="http://schemas.microsoft.com/office/word/2023/wordml/word16du" xmlns:w16sdtdh="http://schemas.microsoft.com/office/word/2020/wordml/sdtdatahash" xmlns:w16sdtfl="http://schemas.microsoft.com/office/word/2024/wordml/sdtformatlock" xmlns:w16se="http://schemas.microsoft.com/office/word/2015/wordml/symex" mc:Ignorable="w14 w15 w16se w16cid w16 w16cex w16sdtdh w16sdtfl w16du">
   <w:docDefaults>
     <w:rPrDefault>
       <w:rPr>
